--- a/PROJET_MEMOIRE_CANEVAS.docx
+++ b/PROJET_MEMOIRE_CANEVAS.docx
@@ -1891,7 +1891,18 @@
           <w:sz w:val="26"/>
           <w:szCs w:val="26"/>
         </w:rPr>
-        <w:t>Dématérialisation : Atteindre un taux de 100% de numérisation et d'archivage sécurisé pour les contrats de bail et les pièces d’identité dès l'intégration d'un nouveau dossier.</w:t>
+        <w:t xml:space="preserve">Dématérialisation : Atteindre un taux de 100% de numérisation et d'archivage sécurisé pour les contrats de bail </w:t>
+      </w:r>
+      <w:bookmarkStart w:id="2" w:name="_GoBack"/>
+      <w:bookmarkEnd w:id="2"/>
+      <w:r>
+        <w:rPr>
+          <w:b w:val="0"/>
+          <w:bCs w:val="0"/>
+          <w:sz w:val="26"/>
+          <w:szCs w:val="26"/>
+        </w:rPr>
+        <w:t>.</w:t>
       </w:r>
     </w:p>
     <w:p>
@@ -1976,6 +1987,7 @@
         </w:numPr>
         <w:suppressLineNumbers w:val="0"/>
         <w:tabs>
+          <w:tab w:val="left" w:pos="3520"/>
           <w:tab w:val="clear" w:pos="2520"/>
         </w:tabs>
         <w:ind w:left="1540" w:leftChars="0" w:hanging="440" w:firstLineChars="0"/>
@@ -2181,6 +2193,7 @@
       <w:pPr>
         <w:pStyle w:val="22"/>
         <w:numPr>
+          <w:ilvl w:val="0"/>
           <w:numId w:val="0"/>
         </w:numPr>
         <w:spacing w:before="21" w:after="0"/>
@@ -4273,6 +4286,7 @@
     <w:p>
       <w:pPr>
         <w:numPr>
+          <w:ilvl w:val="0"/>
           <w:numId w:val="0"/>
         </w:numPr>
         <w:ind w:leftChars="0"/>
@@ -4709,6 +4723,7 @@
       <w:pPr>
         <w:pStyle w:val="46"/>
         <w:numPr>
+          <w:ilvl w:val="0"/>
           <w:numId w:val="0"/>
         </w:numPr>
         <w:tabs>
@@ -4816,6 +4831,7 @@
       <w:pPr>
         <w:pStyle w:val="46"/>
         <w:numPr>
+          <w:ilvl w:val="0"/>
           <w:numId w:val="0"/>
         </w:numPr>
         <w:tabs>
@@ -4839,6 +4855,7 @@
       <w:pPr>
         <w:pStyle w:val="46"/>
         <w:numPr>
+          <w:ilvl w:val="0"/>
           <w:numId w:val="0"/>
         </w:numPr>
         <w:tabs>
@@ -5806,6 +5823,7 @@
       <w:pPr>
         <w:pStyle w:val="22"/>
         <w:numPr>
+          <w:ilvl w:val="0"/>
           <w:numId w:val="0"/>
         </w:numPr>
         <w:spacing w:before="21" w:after="0"/>
@@ -7419,7 +7437,6 @@
           <w:lang w:val="fr-FR"/>
         </w:rPr>
         <w:tab/>
-        <w:t>following our </w:t>
       </w:r>
       <w:r>
         <w:rPr>
@@ -7432,7 +7449,7 @@
           <w:szCs w:val="26"/>
           <w:lang w:val="fr-FR"/>
         </w:rPr>
-        <w:fldChar w:fldCharType="begin"/>
+        <w:t>following our </w:t>
       </w:r>
       <w:r>
         <w:rPr>
@@ -7445,7 +7462,7 @@
           <w:szCs w:val="26"/>
           <w:lang w:val="fr-FR"/>
         </w:rPr>
-        <w:instrText xml:space="preserve"> HYPERLINK "https://ionicframework.com/docs/intro/next" \l "build-your-first-app" </w:instrText>
+        <w:fldChar w:fldCharType="begin"/>
       </w:r>
       <w:r>
         <w:rPr>
@@ -7458,7 +7475,7 @@
           <w:szCs w:val="26"/>
           <w:lang w:val="fr-FR"/>
         </w:rPr>
-        <w:fldChar w:fldCharType="separate"/>
+        <w:instrText xml:space="preserve"> HYPERLINK "https://ionicframework.com/docs/intro/next" \l "build-your-first-app" </w:instrText>
       </w:r>
       <w:r>
         <w:rPr>
@@ -7471,7 +7488,7 @@
           <w:szCs w:val="26"/>
           <w:lang w:val="fr-FR"/>
         </w:rPr>
-        <w:t>First App Tutorial</w:t>
+        <w:fldChar w:fldCharType="separate"/>
       </w:r>
       <w:r>
         <w:rPr>
@@ -7484,7 +7501,7 @@
           <w:szCs w:val="26"/>
           <w:lang w:val="fr-FR"/>
         </w:rPr>
-        <w:fldChar w:fldCharType="end"/>
+        <w:t>First App Tutorial</w:t>
       </w:r>
       <w:r>
         <w:rPr>
@@ -7497,12 +7514,26 @@
           <w:szCs w:val="26"/>
           <w:lang w:val="fr-FR"/>
         </w:rPr>
+        <w:fldChar w:fldCharType="end"/>
+      </w:r>
+      <w:r>
+        <w:rPr>
+          <w:rFonts w:hint="default" w:ascii="Times New Roman" w:hAnsi="Times New Roman" w:eastAsia="SimSun" w:cs="Times New Roman"/>
+          <w:b w:val="0"/>
+          <w:bCs w:val="0"/>
+          <w:i w:val="0"/>
+          <w:iCs w:val="0"/>
+          <w:sz w:val="26"/>
+          <w:szCs w:val="26"/>
+          <w:lang w:val="fr-FR"/>
+        </w:rPr>
         <w:t> to learn the main concepts.</w:t>
       </w:r>
     </w:p>
     <w:p>
       <w:pPr>
         <w:numPr>
+          <w:ilvl w:val="0"/>
           <w:numId w:val="0"/>
         </w:numPr>
         <w:tabs>
@@ -7526,6 +7557,7 @@
     <w:p>
       <w:pPr>
         <w:numPr>
+          <w:ilvl w:val="0"/>
           <w:numId w:val="0"/>
         </w:numPr>
         <w:tabs>
@@ -7557,6 +7589,18 @@
           <w:lang w:val="fr-FR"/>
         </w:rPr>
         <w:tab/>
+      </w:r>
+      <w:r>
+        <w:rPr>
+          <w:rFonts w:hint="default" w:ascii="Times New Roman" w:hAnsi="Times New Roman" w:eastAsia="SimSun" w:cs="Times New Roman"/>
+          <w:b w:val="0"/>
+          <w:bCs w:val="0"/>
+          <w:i w:val="0"/>
+          <w:iCs w:val="0"/>
+          <w:sz w:val="26"/>
+          <w:szCs w:val="26"/>
+          <w:lang w:val="fr-FR"/>
+        </w:rPr>
         <w:t xml:space="preserve">    [7]  </w:t>
       </w:r>
       <w:r>
@@ -7680,8 +7724,6 @@
           <w:lang w:val="fr-FR"/>
         </w:rPr>
       </w:pPr>
-      <w:bookmarkStart w:id="2" w:name="_GoBack"/>
-      <w:bookmarkEnd w:id="2"/>
     </w:p>
     <w:sectPr>
       <w:pgSz w:w="11909" w:h="16834"/>
@@ -8328,7 +8370,7 @@
     <w:lsdException w:qFormat="1" w:unhideWhenUsed="0" w:uiPriority="10" w:semiHidden="0" w:name="Title"/>
     <w:lsdException w:uiPriority="99" w:name="Closing"/>
     <w:lsdException w:uiPriority="99" w:name="Signature"/>
-    <w:lsdException w:uiPriority="1" w:name="Default Paragraph Font"/>
+    <w:lsdException w:qFormat="1" w:uiPriority="1" w:name="Default Paragraph Font"/>
     <w:lsdException w:qFormat="1" w:uiPriority="99" w:semiHidden="0" w:name="Body Text"/>
     <w:lsdException w:uiPriority="99" w:name="Body Text Indent"/>
     <w:lsdException w:qFormat="1" w:uiPriority="99" w:semiHidden="0" w:name="List Continue"/>
@@ -8380,11 +8422,11 @@
     <w:lsdException w:qFormat="1" w:unhideWhenUsed="0" w:uiPriority="66" w:semiHidden="0" w:name="Medium List 2"/>
     <w:lsdException w:qFormat="1" w:unhideWhenUsed="0" w:uiPriority="67" w:semiHidden="0" w:name="Medium Grid 1"/>
     <w:lsdException w:qFormat="1" w:unhideWhenUsed="0" w:uiPriority="68" w:semiHidden="0" w:name="Medium Grid 2"/>
-    <w:lsdException w:unhideWhenUsed="0" w:uiPriority="69" w:semiHidden="0" w:name="Medium Grid 3"/>
-    <w:lsdException w:unhideWhenUsed="0" w:uiPriority="70" w:semiHidden="0" w:name="Dark List"/>
-    <w:lsdException w:unhideWhenUsed="0" w:uiPriority="71" w:semiHidden="0" w:name="Colorful Shading"/>
-    <w:lsdException w:unhideWhenUsed="0" w:uiPriority="72" w:semiHidden="0" w:name="Colorful List"/>
-    <w:lsdException w:unhideWhenUsed="0" w:uiPriority="73" w:semiHidden="0" w:name="Colorful Grid"/>
+    <w:lsdException w:qFormat="1" w:unhideWhenUsed="0" w:uiPriority="69" w:semiHidden="0" w:name="Medium Grid 3"/>
+    <w:lsdException w:qFormat="1" w:unhideWhenUsed="0" w:uiPriority="70" w:semiHidden="0" w:name="Dark List"/>
+    <w:lsdException w:qFormat="1" w:unhideWhenUsed="0" w:uiPriority="71" w:semiHidden="0" w:name="Colorful Shading"/>
+    <w:lsdException w:qFormat="1" w:unhideWhenUsed="0" w:uiPriority="72" w:semiHidden="0" w:name="Colorful List"/>
+    <w:lsdException w:qFormat="1" w:unhideWhenUsed="0" w:uiPriority="73" w:semiHidden="0" w:name="Colorful Grid"/>
     <w:lsdException w:qFormat="1" w:unhideWhenUsed="0" w:uiPriority="60" w:semiHidden="0" w:name="Light Shading Accent 1"/>
     <w:lsdException w:qFormat="1" w:unhideWhenUsed="0" w:uiPriority="61" w:semiHidden="0" w:name="Light List Accent 1"/>
     <w:lsdException w:qFormat="1" w:unhideWhenUsed="0" w:uiPriority="62" w:semiHidden="0" w:name="Light Grid Accent 1"/>
@@ -8396,12 +8438,12 @@
     <w:lsdException w:qFormat="1" w:unhideWhenUsed="0" w:uiPriority="30" w:semiHidden="0" w:name="Intense Quote"/>
     <w:lsdException w:qFormat="1" w:unhideWhenUsed="0" w:uiPriority="66" w:semiHidden="0" w:name="Medium List 2 Accent 1"/>
     <w:lsdException w:qFormat="1" w:unhideWhenUsed="0" w:uiPriority="67" w:semiHidden="0" w:name="Medium Grid 1 Accent 1"/>
-    <w:lsdException w:unhideWhenUsed="0" w:uiPriority="68" w:semiHidden="0" w:name="Medium Grid 2 Accent 1"/>
-    <w:lsdException w:unhideWhenUsed="0" w:uiPriority="69" w:semiHidden="0" w:name="Medium Grid 3 Accent 1"/>
-    <w:lsdException w:unhideWhenUsed="0" w:uiPriority="70" w:semiHidden="0" w:name="Dark List Accent 1"/>
-    <w:lsdException w:unhideWhenUsed="0" w:uiPriority="71" w:semiHidden="0" w:name="Colorful Shading Accent 1"/>
-    <w:lsdException w:unhideWhenUsed="0" w:uiPriority="72" w:semiHidden="0" w:name="Colorful List Accent 1"/>
-    <w:lsdException w:unhideWhenUsed="0" w:uiPriority="73" w:semiHidden="0" w:name="Colorful Grid Accent 1"/>
+    <w:lsdException w:qFormat="1" w:unhideWhenUsed="0" w:uiPriority="68" w:semiHidden="0" w:name="Medium Grid 2 Accent 1"/>
+    <w:lsdException w:qFormat="1" w:unhideWhenUsed="0" w:uiPriority="69" w:semiHidden="0" w:name="Medium Grid 3 Accent 1"/>
+    <w:lsdException w:qFormat="1" w:unhideWhenUsed="0" w:uiPriority="70" w:semiHidden="0" w:name="Dark List Accent 1"/>
+    <w:lsdException w:qFormat="1" w:unhideWhenUsed="0" w:uiPriority="71" w:semiHidden="0" w:name="Colorful Shading Accent 1"/>
+    <w:lsdException w:qFormat="1" w:unhideWhenUsed="0" w:uiPriority="72" w:semiHidden="0" w:name="Colorful List Accent 1"/>
+    <w:lsdException w:qFormat="1" w:unhideWhenUsed="0" w:uiPriority="73" w:semiHidden="0" w:name="Colorful Grid Accent 1"/>
     <w:lsdException w:qFormat="1" w:unhideWhenUsed="0" w:uiPriority="60" w:semiHidden="0" w:name="Light Shading Accent 2"/>
     <w:lsdException w:qFormat="1" w:unhideWhenUsed="0" w:uiPriority="61" w:semiHidden="0" w:name="Light List Accent 2"/>
     <w:lsdException w:qFormat="1" w:unhideWhenUsed="0" w:uiPriority="62" w:semiHidden="0" w:name="Light Grid Accent 2"/>
@@ -8410,12 +8452,12 @@
     <w:lsdException w:qFormat="1" w:unhideWhenUsed="0" w:uiPriority="65" w:semiHidden="0" w:name="Medium List 1 Accent 2"/>
     <w:lsdException w:qFormat="1" w:unhideWhenUsed="0" w:uiPriority="66" w:semiHidden="0" w:name="Medium List 2 Accent 2"/>
     <w:lsdException w:qFormat="1" w:unhideWhenUsed="0" w:uiPriority="67" w:semiHidden="0" w:name="Medium Grid 1 Accent 2"/>
-    <w:lsdException w:unhideWhenUsed="0" w:uiPriority="68" w:semiHidden="0" w:name="Medium Grid 2 Accent 2"/>
-    <w:lsdException w:unhideWhenUsed="0" w:uiPriority="69" w:semiHidden="0" w:name="Medium Grid 3 Accent 2"/>
-    <w:lsdException w:unhideWhenUsed="0" w:uiPriority="70" w:semiHidden="0" w:name="Dark List Accent 2"/>
-    <w:lsdException w:unhideWhenUsed="0" w:uiPriority="71" w:semiHidden="0" w:name="Colorful Shading Accent 2"/>
-    <w:lsdException w:unhideWhenUsed="0" w:uiPriority="72" w:semiHidden="0" w:name="Colorful List Accent 2"/>
-    <w:lsdException w:unhideWhenUsed="0" w:uiPriority="73" w:semiHidden="0" w:name="Colorful Grid Accent 2"/>
+    <w:lsdException w:qFormat="1" w:unhideWhenUsed="0" w:uiPriority="68" w:semiHidden="0" w:name="Medium Grid 2 Accent 2"/>
+    <w:lsdException w:qFormat="1" w:unhideWhenUsed="0" w:uiPriority="69" w:semiHidden="0" w:name="Medium Grid 3 Accent 2"/>
+    <w:lsdException w:qFormat="1" w:unhideWhenUsed="0" w:uiPriority="70" w:semiHidden="0" w:name="Dark List Accent 2"/>
+    <w:lsdException w:qFormat="1" w:unhideWhenUsed="0" w:uiPriority="71" w:semiHidden="0" w:name="Colorful Shading Accent 2"/>
+    <w:lsdException w:qFormat="1" w:unhideWhenUsed="0" w:uiPriority="72" w:semiHidden="0" w:name="Colorful List Accent 2"/>
+    <w:lsdException w:qFormat="1" w:unhideWhenUsed="0" w:uiPriority="73" w:semiHidden="0" w:name="Colorful Grid Accent 2"/>
     <w:lsdException w:qFormat="1" w:unhideWhenUsed="0" w:uiPriority="60" w:semiHidden="0" w:name="Light Shading Accent 3"/>
     <w:lsdException w:qFormat="1" w:unhideWhenUsed="0" w:uiPriority="61" w:semiHidden="0" w:name="Light List Accent 3"/>
     <w:lsdException w:qFormat="1" w:unhideWhenUsed="0" w:uiPriority="62" w:semiHidden="0" w:name="Light Grid Accent 3"/>
@@ -8424,12 +8466,12 @@
     <w:lsdException w:qFormat="1" w:unhideWhenUsed="0" w:uiPriority="65" w:semiHidden="0" w:name="Medium List 1 Accent 3"/>
     <w:lsdException w:qFormat="1" w:unhideWhenUsed="0" w:uiPriority="66" w:semiHidden="0" w:name="Medium List 2 Accent 3"/>
     <w:lsdException w:qFormat="1" w:unhideWhenUsed="0" w:uiPriority="67" w:semiHidden="0" w:name="Medium Grid 1 Accent 3"/>
-    <w:lsdException w:unhideWhenUsed="0" w:uiPriority="68" w:semiHidden="0" w:name="Medium Grid 2 Accent 3"/>
-    <w:lsdException w:unhideWhenUsed="0" w:uiPriority="69" w:semiHidden="0" w:name="Medium Grid 3 Accent 3"/>
-    <w:lsdException w:unhideWhenUsed="0" w:uiPriority="70" w:semiHidden="0" w:name="Dark List Accent 3"/>
-    <w:lsdException w:unhideWhenUsed="0" w:uiPriority="71" w:semiHidden="0" w:name="Colorful Shading Accent 3"/>
-    <w:lsdException w:unhideWhenUsed="0" w:uiPriority="72" w:semiHidden="0" w:name="Colorful List Accent 3"/>
-    <w:lsdException w:unhideWhenUsed="0" w:uiPriority="73" w:semiHidden="0" w:name="Colorful Grid Accent 3"/>
+    <w:lsdException w:qFormat="1" w:unhideWhenUsed="0" w:uiPriority="68" w:semiHidden="0" w:name="Medium Grid 2 Accent 3"/>
+    <w:lsdException w:qFormat="1" w:unhideWhenUsed="0" w:uiPriority="69" w:semiHidden="0" w:name="Medium Grid 3 Accent 3"/>
+    <w:lsdException w:qFormat="1" w:unhideWhenUsed="0" w:uiPriority="70" w:semiHidden="0" w:name="Dark List Accent 3"/>
+    <w:lsdException w:qFormat="1" w:unhideWhenUsed="0" w:uiPriority="71" w:semiHidden="0" w:name="Colorful Shading Accent 3"/>
+    <w:lsdException w:qFormat="1" w:unhideWhenUsed="0" w:uiPriority="72" w:semiHidden="0" w:name="Colorful List Accent 3"/>
+    <w:lsdException w:qFormat="1" w:unhideWhenUsed="0" w:uiPriority="73" w:semiHidden="0" w:name="Colorful Grid Accent 3"/>
     <w:lsdException w:qFormat="1" w:unhideWhenUsed="0" w:uiPriority="60" w:semiHidden="0" w:name="Light Shading Accent 4"/>
     <w:lsdException w:qFormat="1" w:unhideWhenUsed="0" w:uiPriority="61" w:semiHidden="0" w:name="Light List Accent 4"/>
     <w:lsdException w:qFormat="1" w:unhideWhenUsed="0" w:uiPriority="62" w:semiHidden="0" w:name="Light Grid Accent 4"/>
@@ -8438,12 +8480,12 @@
     <w:lsdException w:qFormat="1" w:unhideWhenUsed="0" w:uiPriority="65" w:semiHidden="0" w:name="Medium List 1 Accent 4"/>
     <w:lsdException w:qFormat="1" w:unhideWhenUsed="0" w:uiPriority="66" w:semiHidden="0" w:name="Medium List 2 Accent 4"/>
     <w:lsdException w:qFormat="1" w:unhideWhenUsed="0" w:uiPriority="67" w:semiHidden="0" w:name="Medium Grid 1 Accent 4"/>
-    <w:lsdException w:unhideWhenUsed="0" w:uiPriority="68" w:semiHidden="0" w:name="Medium Grid 2 Accent 4"/>
-    <w:lsdException w:unhideWhenUsed="0" w:uiPriority="69" w:semiHidden="0" w:name="Medium Grid 3 Accent 4"/>
-    <w:lsdException w:unhideWhenUsed="0" w:uiPriority="70" w:semiHidden="0" w:name="Dark List Accent 4"/>
-    <w:lsdException w:unhideWhenUsed="0" w:uiPriority="71" w:semiHidden="0" w:name="Colorful Shading Accent 4"/>
-    <w:lsdException w:unhideWhenUsed="0" w:uiPriority="72" w:semiHidden="0" w:name="Colorful List Accent 4"/>
-    <w:lsdException w:unhideWhenUsed="0" w:uiPriority="73" w:semiHidden="0" w:name="Colorful Grid Accent 4"/>
+    <w:lsdException w:qFormat="1" w:unhideWhenUsed="0" w:uiPriority="68" w:semiHidden="0" w:name="Medium Grid 2 Accent 4"/>
+    <w:lsdException w:qFormat="1" w:unhideWhenUsed="0" w:uiPriority="69" w:semiHidden="0" w:name="Medium Grid 3 Accent 4"/>
+    <w:lsdException w:qFormat="1" w:unhideWhenUsed="0" w:uiPriority="70" w:semiHidden="0" w:name="Dark List Accent 4"/>
+    <w:lsdException w:qFormat="1" w:unhideWhenUsed="0" w:uiPriority="71" w:semiHidden="0" w:name="Colorful Shading Accent 4"/>
+    <w:lsdException w:qFormat="1" w:unhideWhenUsed="0" w:uiPriority="72" w:semiHidden="0" w:name="Colorful List Accent 4"/>
+    <w:lsdException w:qFormat="1" w:unhideWhenUsed="0" w:uiPriority="73" w:semiHidden="0" w:name="Colorful Grid Accent 4"/>
     <w:lsdException w:qFormat="1" w:unhideWhenUsed="0" w:uiPriority="60" w:semiHidden="0" w:name="Light Shading Accent 5"/>
     <w:lsdException w:qFormat="1" w:unhideWhenUsed="0" w:uiPriority="61" w:semiHidden="0" w:name="Light List Accent 5"/>
     <w:lsdException w:qFormat="1" w:unhideWhenUsed="0" w:uiPriority="62" w:semiHidden="0" w:name="Light Grid Accent 5"/>
@@ -8452,12 +8494,12 @@
     <w:lsdException w:qFormat="1" w:unhideWhenUsed="0" w:uiPriority="65" w:semiHidden="0" w:name="Medium List 1 Accent 5"/>
     <w:lsdException w:qFormat="1" w:unhideWhenUsed="0" w:uiPriority="66" w:semiHidden="0" w:name="Medium List 2 Accent 5"/>
     <w:lsdException w:qFormat="1" w:unhideWhenUsed="0" w:uiPriority="67" w:semiHidden="0" w:name="Medium Grid 1 Accent 5"/>
-    <w:lsdException w:unhideWhenUsed="0" w:uiPriority="68" w:semiHidden="0" w:name="Medium Grid 2 Accent 5"/>
+    <w:lsdException w:qFormat="1" w:unhideWhenUsed="0" w:uiPriority="68" w:semiHidden="0" w:name="Medium Grid 2 Accent 5"/>
     <w:lsdException w:qFormat="1" w:unhideWhenUsed="0" w:uiPriority="69" w:semiHidden="0" w:name="Medium Grid 3 Accent 5"/>
-    <w:lsdException w:unhideWhenUsed="0" w:uiPriority="70" w:semiHidden="0" w:name="Dark List Accent 5"/>
-    <w:lsdException w:unhideWhenUsed="0" w:uiPriority="71" w:semiHidden="0" w:name="Colorful Shading Accent 5"/>
-    <w:lsdException w:unhideWhenUsed="0" w:uiPriority="72" w:semiHidden="0" w:name="Colorful List Accent 5"/>
-    <w:lsdException w:unhideWhenUsed="0" w:uiPriority="73" w:semiHidden="0" w:name="Colorful Grid Accent 5"/>
+    <w:lsdException w:qFormat="1" w:unhideWhenUsed="0" w:uiPriority="70" w:semiHidden="0" w:name="Dark List Accent 5"/>
+    <w:lsdException w:qFormat="1" w:unhideWhenUsed="0" w:uiPriority="71" w:semiHidden="0" w:name="Colorful Shading Accent 5"/>
+    <w:lsdException w:qFormat="1" w:unhideWhenUsed="0" w:uiPriority="72" w:semiHidden="0" w:name="Colorful List Accent 5"/>
+    <w:lsdException w:qFormat="1" w:unhideWhenUsed="0" w:uiPriority="73" w:semiHidden="0" w:name="Colorful Grid Accent 5"/>
     <w:lsdException w:qFormat="1" w:unhideWhenUsed="0" w:uiPriority="60" w:semiHidden="0" w:name="Light Shading Accent 6"/>
     <w:lsdException w:qFormat="1" w:unhideWhenUsed="0" w:uiPriority="61" w:semiHidden="0" w:name="Light List Accent 6"/>
     <w:lsdException w:qFormat="1" w:unhideWhenUsed="0" w:uiPriority="62" w:semiHidden="0" w:name="Light Grid Accent 6"/>
@@ -8466,12 +8508,12 @@
     <w:lsdException w:qFormat="1" w:unhideWhenUsed="0" w:uiPriority="65" w:semiHidden="0" w:name="Medium List 1 Accent 6"/>
     <w:lsdException w:qFormat="1" w:unhideWhenUsed="0" w:uiPriority="66" w:semiHidden="0" w:name="Medium List 2 Accent 6"/>
     <w:lsdException w:qFormat="1" w:unhideWhenUsed="0" w:uiPriority="67" w:semiHidden="0" w:name="Medium Grid 1 Accent 6"/>
-    <w:lsdException w:unhideWhenUsed="0" w:uiPriority="68" w:semiHidden="0" w:name="Medium Grid 2 Accent 6"/>
-    <w:lsdException w:unhideWhenUsed="0" w:uiPriority="69" w:semiHidden="0" w:name="Medium Grid 3 Accent 6"/>
-    <w:lsdException w:unhideWhenUsed="0" w:uiPriority="70" w:semiHidden="0" w:name="Dark List Accent 6"/>
-    <w:lsdException w:unhideWhenUsed="0" w:uiPriority="71" w:semiHidden="0" w:name="Colorful Shading Accent 6"/>
-    <w:lsdException w:unhideWhenUsed="0" w:uiPriority="72" w:semiHidden="0" w:name="Colorful List Accent 6"/>
-    <w:lsdException w:unhideWhenUsed="0" w:uiPriority="73" w:semiHidden="0" w:name="Colorful Grid Accent 6"/>
+    <w:lsdException w:qFormat="1" w:unhideWhenUsed="0" w:uiPriority="68" w:semiHidden="0" w:name="Medium Grid 2 Accent 6"/>
+    <w:lsdException w:qFormat="1" w:unhideWhenUsed="0" w:uiPriority="69" w:semiHidden="0" w:name="Medium Grid 3 Accent 6"/>
+    <w:lsdException w:qFormat="1" w:unhideWhenUsed="0" w:uiPriority="70" w:semiHidden="0" w:name="Dark List Accent 6"/>
+    <w:lsdException w:qFormat="1" w:unhideWhenUsed="0" w:uiPriority="71" w:semiHidden="0" w:name="Colorful Shading Accent 6"/>
+    <w:lsdException w:qFormat="1" w:unhideWhenUsed="0" w:uiPriority="72" w:semiHidden="0" w:name="Colorful List Accent 6"/>
+    <w:lsdException w:qFormat="1" w:unhideWhenUsed="0" w:uiPriority="73" w:semiHidden="0" w:name="Colorful Grid Accent 6"/>
   </w:latentStyles>
   <w:style w:type="paragraph" w:default="1" w:styleId="1">
     <w:name w:val="Normal"/>
@@ -8727,6 +8769,7 @@
     <w:name w:val="Default Paragraph Font"/>
     <w:semiHidden/>
     <w:unhideWhenUsed/>
+    <w:qFormat/>
     <w:uiPriority w:val="1"/>
   </w:style>
   <w:style w:type="table" w:default="1" w:styleId="37">
@@ -9355,6 +9398,7 @@
     <w:basedOn w:val="11"/>
     <w:link w:val="8"/>
     <w:semiHidden/>
+    <w:qFormat/>
     <w:uiPriority w:val="9"/>
     <w:rPr>
       <w:rFonts w:asciiTheme="majorHAnsi" w:hAnsiTheme="majorHAnsi" w:eastAsiaTheme="majorEastAsia" w:cstheme="majorBidi"/>
@@ -15277,6 +15321,7 @@
   <w:style w:type="table" w:styleId="125">
     <w:name w:val="Medium Grid 2 Accent 1"/>
     <w:basedOn w:val="37"/>
+    <w:qFormat/>
     <w:uiPriority w:val="68"/>
     <w:pPr>
       <w:spacing w:after="0" w:line="240" w:lineRule="auto"/>
@@ -15410,6 +15455,7 @@
   <w:style w:type="table" w:styleId="126">
     <w:name w:val="Medium Grid 2 Accent 2"/>
     <w:basedOn w:val="37"/>
+    <w:qFormat/>
     <w:uiPriority w:val="68"/>
     <w:pPr>
       <w:spacing w:after="0" w:line="240" w:lineRule="auto"/>
@@ -15543,6 +15589,7 @@
   <w:style w:type="table" w:styleId="127">
     <w:name w:val="Medium Grid 2 Accent 3"/>
     <w:basedOn w:val="37"/>
+    <w:qFormat/>
     <w:uiPriority w:val="68"/>
     <w:pPr>
       <w:spacing w:after="0" w:line="240" w:lineRule="auto"/>
@@ -15676,6 +15723,7 @@
   <w:style w:type="table" w:styleId="128">
     <w:name w:val="Medium Grid 2 Accent 4"/>
     <w:basedOn w:val="37"/>
+    <w:qFormat/>
     <w:uiPriority w:val="68"/>
     <w:pPr>
       <w:spacing w:after="0" w:line="240" w:lineRule="auto"/>
@@ -15809,6 +15857,7 @@
   <w:style w:type="table" w:styleId="129">
     <w:name w:val="Medium Grid 2 Accent 5"/>
     <w:basedOn w:val="37"/>
+    <w:qFormat/>
     <w:uiPriority w:val="68"/>
     <w:pPr>
       <w:spacing w:after="0" w:line="240" w:lineRule="auto"/>
@@ -15942,6 +15991,7 @@
   <w:style w:type="table" w:styleId="130">
     <w:name w:val="Medium Grid 2 Accent 6"/>
     <w:basedOn w:val="37"/>
+    <w:qFormat/>
     <w:uiPriority w:val="68"/>
     <w:pPr>
       <w:spacing w:after="0" w:line="240" w:lineRule="auto"/>
@@ -16075,6 +16125,7 @@
   <w:style w:type="table" w:styleId="131">
     <w:name w:val="Medium Grid 3"/>
     <w:basedOn w:val="37"/>
+    <w:qFormat/>
     <w:uiPriority w:val="69"/>
     <w:pPr>
       <w:spacing w:after="0" w:line="240" w:lineRule="auto"/>
@@ -16220,6 +16271,7 @@
   <w:style w:type="table" w:styleId="132">
     <w:name w:val="Medium Grid 3 Accent 1"/>
     <w:basedOn w:val="37"/>
+    <w:qFormat/>
     <w:uiPriority w:val="69"/>
     <w:pPr>
       <w:spacing w:after="0" w:line="240" w:lineRule="auto"/>
@@ -16365,6 +16417,7 @@
   <w:style w:type="table" w:styleId="133">
     <w:name w:val="Medium Grid 3 Accent 2"/>
     <w:basedOn w:val="37"/>
+    <w:qFormat/>
     <w:uiPriority w:val="69"/>
     <w:pPr>
       <w:spacing w:after="0" w:line="240" w:lineRule="auto"/>
@@ -16510,6 +16563,7 @@
   <w:style w:type="table" w:styleId="134">
     <w:name w:val="Medium Grid 3 Accent 3"/>
     <w:basedOn w:val="37"/>
+    <w:qFormat/>
     <w:uiPriority w:val="69"/>
     <w:pPr>
       <w:spacing w:after="0" w:line="240" w:lineRule="auto"/>
@@ -16655,6 +16709,7 @@
   <w:style w:type="table" w:styleId="135">
     <w:name w:val="Medium Grid 3 Accent 4"/>
     <w:basedOn w:val="37"/>
+    <w:qFormat/>
     <w:uiPriority w:val="69"/>
     <w:pPr>
       <w:spacing w:after="0" w:line="240" w:lineRule="auto"/>
@@ -16946,6 +17001,7 @@
   <w:style w:type="table" w:styleId="137">
     <w:name w:val="Medium Grid 3 Accent 6"/>
     <w:basedOn w:val="37"/>
+    <w:qFormat/>
     <w:uiPriority w:val="69"/>
     <w:pPr>
       <w:spacing w:after="0" w:line="240" w:lineRule="auto"/>
@@ -17091,6 +17147,7 @@
   <w:style w:type="table" w:styleId="138">
     <w:name w:val="Dark List"/>
     <w:basedOn w:val="37"/>
+    <w:qFormat/>
     <w:uiPriority w:val="70"/>
     <w:pPr>
       <w:spacing w:after="0" w:line="240" w:lineRule="auto"/>
@@ -17192,6 +17249,7 @@
   <w:style w:type="table" w:styleId="139">
     <w:name w:val="Dark List Accent 1"/>
     <w:basedOn w:val="37"/>
+    <w:qFormat/>
     <w:uiPriority w:val="70"/>
     <w:pPr>
       <w:spacing w:after="0" w:line="240" w:lineRule="auto"/>
@@ -17293,6 +17351,7 @@
   <w:style w:type="table" w:styleId="140">
     <w:name w:val="Dark List Accent 2"/>
     <w:basedOn w:val="37"/>
+    <w:qFormat/>
     <w:uiPriority w:val="70"/>
     <w:pPr>
       <w:spacing w:after="0" w:line="240" w:lineRule="auto"/>
@@ -17394,6 +17453,7 @@
   <w:style w:type="table" w:styleId="141">
     <w:name w:val="Dark List Accent 3"/>
     <w:basedOn w:val="37"/>
+    <w:qFormat/>
     <w:uiPriority w:val="70"/>
     <w:pPr>
       <w:spacing w:after="0" w:line="240" w:lineRule="auto"/>
@@ -17495,6 +17555,7 @@
   <w:style w:type="table" w:styleId="142">
     <w:name w:val="Dark List Accent 4"/>
     <w:basedOn w:val="37"/>
+    <w:qFormat/>
     <w:uiPriority w:val="70"/>
     <w:pPr>
       <w:spacing w:after="0" w:line="240" w:lineRule="auto"/>
@@ -17596,6 +17657,7 @@
   <w:style w:type="table" w:styleId="143">
     <w:name w:val="Dark List Accent 5"/>
     <w:basedOn w:val="37"/>
+    <w:qFormat/>
     <w:uiPriority w:val="70"/>
     <w:pPr>
       <w:spacing w:after="0" w:line="240" w:lineRule="auto"/>
@@ -17697,6 +17759,7 @@
   <w:style w:type="table" w:styleId="144">
     <w:name w:val="Dark List Accent 6"/>
     <w:basedOn w:val="37"/>
+    <w:qFormat/>
     <w:uiPriority w:val="70"/>
     <w:pPr>
       <w:spacing w:after="0" w:line="240" w:lineRule="auto"/>
@@ -17798,6 +17861,7 @@
   <w:style w:type="table" w:styleId="145">
     <w:name w:val="Colorful Shading"/>
     <w:basedOn w:val="37"/>
+    <w:qFormat/>
     <w:uiPriority w:val="71"/>
     <w:pPr>
       <w:spacing w:after="0" w:line="240" w:lineRule="auto"/>
@@ -17934,6 +17998,7 @@
   <w:style w:type="table" w:styleId="146">
     <w:name w:val="Colorful Shading Accent 1"/>
     <w:basedOn w:val="37"/>
+    <w:qFormat/>
     <w:uiPriority w:val="71"/>
     <w:pPr>
       <w:spacing w:after="0" w:line="240" w:lineRule="auto"/>
@@ -18070,6 +18135,7 @@
   <w:style w:type="table" w:styleId="147">
     <w:name w:val="Colorful Shading Accent 2"/>
     <w:basedOn w:val="37"/>
+    <w:qFormat/>
     <w:uiPriority w:val="71"/>
     <w:pPr>
       <w:spacing w:after="0" w:line="240" w:lineRule="auto"/>
@@ -18206,6 +18272,7 @@
   <w:style w:type="table" w:styleId="148">
     <w:name w:val="Colorful Shading Accent 3"/>
     <w:basedOn w:val="37"/>
+    <w:qFormat/>
     <w:uiPriority w:val="71"/>
     <w:pPr>
       <w:spacing w:after="0" w:line="240" w:lineRule="auto"/>
@@ -18322,6 +18389,7 @@
   <w:style w:type="table" w:styleId="149">
     <w:name w:val="Colorful Shading Accent 4"/>
     <w:basedOn w:val="37"/>
+    <w:qFormat/>
     <w:uiPriority w:val="71"/>
     <w:pPr>
       <w:spacing w:after="0" w:line="240" w:lineRule="auto"/>
@@ -18458,6 +18526,7 @@
   <w:style w:type="table" w:styleId="150">
     <w:name w:val="Colorful Shading Accent 5"/>
     <w:basedOn w:val="37"/>
+    <w:qFormat/>
     <w:uiPriority w:val="71"/>
     <w:pPr>
       <w:spacing w:after="0" w:line="240" w:lineRule="auto"/>
@@ -18594,6 +18663,7 @@
   <w:style w:type="table" w:styleId="151">
     <w:name w:val="Colorful Shading Accent 6"/>
     <w:basedOn w:val="37"/>
+    <w:qFormat/>
     <w:uiPriority w:val="71"/>
     <w:pPr>
       <w:spacing w:after="0" w:line="240" w:lineRule="auto"/>
@@ -18730,6 +18800,7 @@
   <w:style w:type="table" w:styleId="152">
     <w:name w:val="Colorful List"/>
     <w:basedOn w:val="37"/>
+    <w:qFormat/>
     <w:uiPriority w:val="72"/>
     <w:pPr>
       <w:spacing w:after="0" w:line="240" w:lineRule="auto"/>
@@ -18810,6 +18881,7 @@
   <w:style w:type="table" w:styleId="153">
     <w:name w:val="Colorful List Accent 1"/>
     <w:basedOn w:val="37"/>
+    <w:qFormat/>
     <w:uiPriority w:val="72"/>
     <w:pPr>
       <w:spacing w:after="0" w:line="240" w:lineRule="auto"/>
@@ -18890,6 +18962,7 @@
   <w:style w:type="table" w:styleId="154">
     <w:name w:val="Colorful List Accent 2"/>
     <w:basedOn w:val="37"/>
+    <w:qFormat/>
     <w:uiPriority w:val="72"/>
     <w:pPr>
       <w:spacing w:after="0" w:line="240" w:lineRule="auto"/>
@@ -18970,6 +19043,7 @@
   <w:style w:type="table" w:styleId="155">
     <w:name w:val="Colorful List Accent 3"/>
     <w:basedOn w:val="37"/>
+    <w:qFormat/>
     <w:uiPriority w:val="72"/>
     <w:pPr>
       <w:spacing w:after="0" w:line="240" w:lineRule="auto"/>
@@ -19050,6 +19124,7 @@
   <w:style w:type="table" w:styleId="156">
     <w:name w:val="Colorful List Accent 4"/>
     <w:basedOn w:val="37"/>
+    <w:qFormat/>
     <w:uiPriority w:val="72"/>
     <w:pPr>
       <w:spacing w:after="0" w:line="240" w:lineRule="auto"/>
@@ -19130,6 +19205,7 @@
   <w:style w:type="table" w:styleId="157">
     <w:name w:val="Colorful List Accent 5"/>
     <w:basedOn w:val="37"/>
+    <w:qFormat/>
     <w:uiPriority w:val="72"/>
     <w:pPr>
       <w:spacing w:after="0" w:line="240" w:lineRule="auto"/>
@@ -19210,6 +19286,7 @@
   <w:style w:type="table" w:styleId="158">
     <w:name w:val="Colorful List Accent 6"/>
     <w:basedOn w:val="37"/>
+    <w:qFormat/>
     <w:uiPriority w:val="72"/>
     <w:pPr>
       <w:spacing w:after="0" w:line="240" w:lineRule="auto"/>
@@ -19290,6 +19367,7 @@
   <w:style w:type="table" w:styleId="159">
     <w:name w:val="Colorful Grid"/>
     <w:basedOn w:val="37"/>
+    <w:qFormat/>
     <w:uiPriority w:val="73"/>
     <w:pPr>
       <w:spacing w:after="0" w:line="240" w:lineRule="auto"/>
@@ -19374,6 +19452,7 @@
   <w:style w:type="table" w:styleId="160">
     <w:name w:val="Colorful Grid Accent 1"/>
     <w:basedOn w:val="37"/>
+    <w:qFormat/>
     <w:uiPriority w:val="73"/>
     <w:pPr>
       <w:spacing w:after="0" w:line="240" w:lineRule="auto"/>
@@ -19458,6 +19537,7 @@
   <w:style w:type="table" w:styleId="161">
     <w:name w:val="Colorful Grid Accent 2"/>
     <w:basedOn w:val="37"/>
+    <w:qFormat/>
     <w:uiPriority w:val="73"/>
     <w:pPr>
       <w:spacing w:after="0" w:line="240" w:lineRule="auto"/>
@@ -19542,6 +19622,7 @@
   <w:style w:type="table" w:styleId="162">
     <w:name w:val="Colorful Grid Accent 3"/>
     <w:basedOn w:val="37"/>
+    <w:qFormat/>
     <w:uiPriority w:val="73"/>
     <w:pPr>
       <w:spacing w:after="0" w:line="240" w:lineRule="auto"/>
@@ -19626,6 +19707,7 @@
   <w:style w:type="table" w:styleId="163">
     <w:name w:val="Colorful Grid Accent 4"/>
     <w:basedOn w:val="37"/>
+    <w:qFormat/>
     <w:uiPriority w:val="73"/>
     <w:pPr>
       <w:spacing w:after="0" w:line="240" w:lineRule="auto"/>
@@ -19710,6 +19792,7 @@
   <w:style w:type="table" w:styleId="164">
     <w:name w:val="Colorful Grid Accent 5"/>
     <w:basedOn w:val="37"/>
+    <w:qFormat/>
     <w:uiPriority w:val="73"/>
     <w:pPr>
       <w:spacing w:after="0" w:line="240" w:lineRule="auto"/>
@@ -19794,6 +19877,7 @@
   <w:style w:type="table" w:styleId="165">
     <w:name w:val="Colorful Grid Accent 6"/>
     <w:basedOn w:val="37"/>
+    <w:qFormat/>
     <w:uiPriority w:val="73"/>
     <w:pPr>
       <w:spacing w:after="0" w:line="240" w:lineRule="auto"/>
